--- a/Report/Tournament Branch Predictor (A Kim, D Kropp, C Rumsey).docx
+++ b/Report/Tournament Branch Predictor (A Kim, D Kropp, C Rumsey).docx
@@ -172,7 +172,7 @@
           <w:sz w:val="20"/>
           <w:lang w:val="en-IN"/>
         </w:rPr>
-        <w:t xml:space="preserve">This </w:t>
+        <w:t>This project implements a perceptron inspired branch predictor, which is wired in as an add-module to a RISC-V PicoRV32 cpu.  This</w:t>
       </w:r>
       <w:r>
         <w:rPr>
@@ -180,15 +180,7 @@
           <w:sz w:val="20"/>
           <w:lang w:val="en-IN"/>
         </w:rPr>
-        <w:t>Paper</w:t>
-      </w:r>
-      <w:r>
-        <w:rPr>
-          <w:rFonts w:ascii="Times New Roman" w:eastAsia="DFPOP-SB" w:hAnsi="Times New Roman"/>
-          <w:sz w:val="20"/>
-          <w:lang w:val="en-IN"/>
-        </w:rPr>
-        <w:t xml:space="preserve"> details the development of a System-on-Chip (SoC) utilizing the PicoRV32 RISC-V CPU and a 2 KB SRAM macro on the open-source Skywater130 process node. Leveraging the SiliconCompiler framework, the project illustrates the end-to-end process of synthesizing, placing, and routing the integrated design. The workflow involves initial core synthesis, subsequent integration of the SRAM macro, and strategic placement to optimize routing complexity and performance. The resulting SoC layout demonstrates the viability of open-source tools and IP for efficient ASIC design, providing a robust foundation for further enhancements and peripheral integration.</w:t>
+        <w:t xml:space="preserve"> combined chip also contains 2 KB of SRAM added via the OpenRAM configuration.  This stack is then implemented from RTL to GDSII with the open source SiliconCompiler program.  </w:t>
       </w:r>
     </w:p>
     <w:p>
@@ -228,39 +220,14 @@
           <w:rFonts w:ascii="Times New Roman" w:eastAsia="DFPOP-SB" w:hAnsi="Times New Roman"/>
           <w:sz w:val="20"/>
         </w:rPr>
-        <w:t xml:space="preserve">RISC-V, PicoRV32, System-on-Chip, </w:t>
-      </w:r>
-      <w:proofErr w:type="spellStart"/>
-      <w:r>
-        <w:rPr>
-          <w:rFonts w:ascii="Times New Roman" w:eastAsia="DFPOP-SB" w:hAnsi="Times New Roman"/>
-          <w:sz w:val="20"/>
-        </w:rPr>
-        <w:t>SiliconCompiler</w:t>
-      </w:r>
-      <w:proofErr w:type="spellEnd"/>
-      <w:r>
-        <w:rPr>
-          <w:rFonts w:ascii="Times New Roman" w:eastAsia="DFPOP-SB" w:hAnsi="Times New Roman"/>
-          <w:sz w:val="20"/>
-        </w:rPr>
-        <w:t xml:space="preserve">, </w:t>
-      </w:r>
-      <w:proofErr w:type="spellStart"/>
-      <w:r>
-        <w:rPr>
-          <w:rFonts w:ascii="Times New Roman" w:eastAsia="DFPOP-SB" w:hAnsi="Times New Roman"/>
-          <w:sz w:val="20"/>
-        </w:rPr>
-        <w:t>Skywater</w:t>
-      </w:r>
-      <w:proofErr w:type="spellEnd"/>
-      <w:r>
-        <w:rPr>
-          <w:rFonts w:ascii="Times New Roman" w:eastAsia="DFPOP-SB" w:hAnsi="Times New Roman"/>
-          <w:sz w:val="20"/>
-        </w:rPr>
-        <w:t xml:space="preserve"> PDK, custom hardware module, ASIC, vector processing, MMIO</w:t>
+        <w:t xml:space="preserve">RISC-V, PicoRV32, System-on-Chip, SiliconCompiler, Skywater PDK, custom hardware module, ASIC, </w:t>
+      </w:r>
+      <w:r>
+        <w:rPr>
+          <w:rFonts w:ascii="Times New Roman" w:eastAsia="DFPOP-SB" w:hAnsi="Times New Roman"/>
+          <w:sz w:val="20"/>
+        </w:rPr>
+        <w:t>Branch Prediction, Perceptron</w:t>
       </w:r>
       <w:r>
         <w:rPr>
@@ -374,21 +341,28 @@
           <w:rFonts w:ascii="Times New Roman" w:eastAsia="DFPOP-SB" w:hAnsi="Times New Roman"/>
           <w:sz w:val="20"/>
         </w:rPr>
-        <w:t xml:space="preserve">The system is based on the PicoRV32 core, which supports several configurations and extensions, such as PCPI and IRQ handling. Students may select from pre-defined project options (e.g., vector units, floating-point co-processors) or propose a unique enhancement. For this paper, we illustrate the integration of a custom </w:t>
-      </w:r>
-      <w:r>
-        <w:rPr>
-          <w:rFonts w:ascii="Times New Roman" w:eastAsia="DFPOP-SB" w:hAnsi="Times New Roman"/>
-          <w:sz w:val="20"/>
-        </w:rPr>
-        <w:t>SRAM module</w:t>
-      </w:r>
-      <w:r>
-        <w:rPr>
-          <w:rFonts w:ascii="Times New Roman" w:eastAsia="DFPOP-SB" w:hAnsi="Times New Roman"/>
-          <w:sz w:val="20"/>
-        </w:rPr>
-        <w:t xml:space="preserve"> designed to work alongside the PicoRV32 core.</w:t>
+        <w:t xml:space="preserve">The branch predictor </w:t>
+      </w:r>
+      <w:r>
+        <w:rPr>
+          <w:rFonts w:ascii="Times New Roman" w:eastAsia="DFPOP-SB" w:hAnsi="Times New Roman"/>
+          <w:sz w:val="20"/>
+        </w:rPr>
+        <w:t>consists of 2 parts.  A simple 3 bit global branch history results, containing the binary result of the last 3 branches.  It also contains a</w:t>
+      </w:r>
+      <w:r>
+        <w:rPr>
+          <w:rFonts w:ascii="Times New Roman" w:eastAsia="DFPOP-SB" w:hAnsi="Times New Roman"/>
+          <w:sz w:val="20"/>
+        </w:rPr>
+        <w:t xml:space="preserve"> hashed perception prediction table.  </w:t>
+      </w:r>
+      <w:r>
+        <w:rPr>
+          <w:rFonts w:ascii="Times New Roman" w:eastAsia="DFPOP-SB" w:hAnsi="Times New Roman"/>
+          <w:sz w:val="20"/>
+        </w:rPr>
+        <w:t>This table contains 512 32 bit entries.  The program counter address when it reaches a branch is hashed with an XOR of two 9 bit values within the 32 bits.  This reduces the 32 bit address to a 9 bit access to the branch perceptron table.  The 32 bits of the table contain 4 8 bit components, 3 weights and 1 bias.  When the table entry is accessed, the result is calculated by summing a score where score = bias + weight0 * global history bit0 + weight1 * global history bit1+weight2* global history bit2.</w:t>
       </w:r>
     </w:p>
     <w:p>
@@ -406,7 +380,7 @@
           <w:rFonts w:ascii="Times New Roman" w:eastAsia="DFPOP-SB" w:hAnsi="Times New Roman"/>
           <w:sz w:val="20"/>
         </w:rPr>
-        <w:t>A top-level block diagram of the architecture shows the processor, memory, and custom module interconnected via the native memory interface or PCPI. We describe how instruction decoding, memory addressing, and result collection are handled in the Verilog implementation.</w:t>
+        <w:t>If the score is positive it predicts branch taken.  If negative, it predicts not taken.  The result of the recent branch is then fed back to update the weights of the perceptron.</w:t>
       </w:r>
     </w:p>
     <w:p>
@@ -525,25 +499,7 @@
           <w:sz w:val="20"/>
           <w:lang w:val="en-IN"/>
         </w:rPr>
-        <w:t xml:space="preserve">Initially, the PicoRV32 Verilog code was downloaded from its official GitHub repository. A build script (picorv32.py) was created in Python utilizing </w:t>
-      </w:r>
-      <w:proofErr w:type="spellStart"/>
-      <w:r>
-        <w:rPr>
-          <w:rFonts w:ascii="Times New Roman" w:eastAsia="DFPOP-SB" w:hAnsi="Times New Roman"/>
-          <w:sz w:val="20"/>
-          <w:lang w:val="en-IN"/>
-        </w:rPr>
-        <w:t>SiliconCompiler</w:t>
-      </w:r>
-      <w:proofErr w:type="spellEnd"/>
-      <w:r>
-        <w:rPr>
-          <w:rFonts w:ascii="Times New Roman" w:eastAsia="DFPOP-SB" w:hAnsi="Times New Roman"/>
-          <w:sz w:val="20"/>
-          <w:lang w:val="en-IN"/>
-        </w:rPr>
-        <w:t xml:space="preserve"> to orchestrate the RTL-to-GDS-II design flow, as demonstrated in Fig. 1. SiliconCompiler was executed </w:t>
+        <w:t xml:space="preserve">Initially, the PicoRV32 Verilog code was downloaded from its official GitHub repository. A build script (picorv32.py) was created in Python utilizing SiliconCompiler to orchestrate the RTL-to-GDS-II design flow, as demonstrated in Fig. 1. SiliconCompiler was executed </w:t>
       </w:r>
       <w:r>
         <w:rPr>
@@ -691,15 +647,7 @@
           <w:sz w:val="20"/>
           <w:lang w:val="en-IN"/>
         </w:rPr>
-        <w:t xml:space="preserve"> Verilog module (sky130_sram_2k.bb.v) was established, providing an abstract representation of the SRAM required by synthesis tools. This abstraction was coupled with a dedicated library </w:t>
-      </w:r>
-      <w:r>
-        <w:rPr>
-          <w:rFonts w:ascii="Times New Roman" w:eastAsia="DFPOP-SB" w:hAnsi="Times New Roman"/>
-          <w:sz w:val="20"/>
-          <w:lang w:val="en-IN"/>
-        </w:rPr>
-        <w:t>definition (sky130_sram_2k.py), specifying file paths for GDS and LEF formats.</w:t>
+        <w:t xml:space="preserve"> Verilog module (sky130_sram_2k.bb.v) was established, providing an abstract representation of the SRAM required by synthesis tools. This abstraction was coupled with a dedicated library definition (sky130_sram_2k.py), specifying file paths for GDS and LEF formats.</w:t>
       </w:r>
     </w:p>
     <w:p>
@@ -735,7 +683,15 @@
           <w:sz w:val="20"/>
           <w:lang w:val="en-IN"/>
         </w:rPr>
-        <w:t xml:space="preserve">top.v) was updated to instantiate and interconnect the PicoRV32 CPU with the SRAM macro. The primary build script (picorv32_ram.py) was refined, incorporating macro-specific placement and routing constraints. </w:t>
+        <w:t xml:space="preserve">top.v) was updated to </w:t>
+      </w:r>
+      <w:r>
+        <w:rPr>
+          <w:rFonts w:ascii="Times New Roman" w:eastAsia="DFPOP-SB" w:hAnsi="Times New Roman"/>
+          <w:sz w:val="20"/>
+          <w:lang w:val="en-IN"/>
+        </w:rPr>
+        <w:t xml:space="preserve">instantiate and interconnect the PicoRV32 CPU with the SRAM macro. The primary build script (picorv32_ram.py) was refined, incorporating macro-specific placement and routing constraints. </w:t>
       </w:r>
       <w:r>
         <w:rPr>
@@ -794,25 +750,7 @@
           <w:sz w:val="20"/>
           <w:lang w:val="en-IN"/>
         </w:rPr>
-        <w:t xml:space="preserve">The PicoRV32 CPU core was synthesized using </w:t>
-      </w:r>
-      <w:proofErr w:type="spellStart"/>
-      <w:r>
-        <w:rPr>
-          <w:rFonts w:ascii="Times New Roman" w:eastAsia="DFPOP-SB" w:hAnsi="Times New Roman"/>
-          <w:sz w:val="20"/>
-          <w:lang w:val="en-IN"/>
-        </w:rPr>
-        <w:t>SiliconCompiler's</w:t>
-      </w:r>
-      <w:proofErr w:type="spellEnd"/>
-      <w:r>
-        <w:rPr>
-          <w:rFonts w:ascii="Times New Roman" w:eastAsia="DFPOP-SB" w:hAnsi="Times New Roman"/>
-          <w:sz w:val="20"/>
-          <w:lang w:val="en-IN"/>
-        </w:rPr>
-        <w:t xml:space="preserve"> RTL-to-GDSII flow with the open-source Skywater130 PDK. The core's Verilog code was obtained from its official repository, and a Python build script configured constraints like die size and clock period. Local synthesis, placement, and routing were completed successfully in approximately 20 minutes, providing an optimized initial layout.</w:t>
+        <w:t>The PicoRV32 CPU core was synthesized using SiliconCompiler's RTL-to-GDSII flow with the open-source Skywater130 PDK. The core's Verilog code was obtained from its official repository, and a Python build script configured constraints like die size and clock period. Local synthesis, placement, and routing were completed successfully in approximately 20 minutes, providing an optimized initial layout.</w:t>
       </w:r>
     </w:p>
     <w:p>
@@ -941,7 +879,6 @@
         </w:rPr>
         <w:t xml:space="preserve">) achieved an area of 803,942 µm² and a maximum operational frequency (Fmax) of 37.369 </w:t>
       </w:r>
-      <w:proofErr w:type="spellStart"/>
       <w:r>
         <w:rPr>
           <w:rFonts w:ascii="Times New Roman" w:eastAsia="DFPOP-SB" w:hAnsi="Times New Roman"/>
@@ -950,7 +887,6 @@
         </w:rPr>
         <w:t>MHz.</w:t>
       </w:r>
-      <w:proofErr w:type="spellEnd"/>
       <w:r>
         <w:rPr>
           <w:rFonts w:ascii="Times New Roman" w:eastAsia="DFPOP-SB" w:hAnsi="Times New Roman"/>
@@ -1081,23 +1017,7 @@
           <w:rFonts w:ascii="Times New Roman" w:eastAsia="DFPOP-SB" w:hAnsi="Times New Roman"/>
           <w:sz w:val="20"/>
         </w:rPr>
-        <w:t xml:space="preserve">0-minute end-to-end workflow utilizing the open-source Skywater130 PDK and </w:t>
-      </w:r>
-      <w:proofErr w:type="spellStart"/>
-      <w:r>
-        <w:rPr>
-          <w:rFonts w:ascii="Times New Roman" w:eastAsia="DFPOP-SB" w:hAnsi="Times New Roman"/>
-          <w:sz w:val="20"/>
-        </w:rPr>
-        <w:t>OpenRAM</w:t>
-      </w:r>
-      <w:proofErr w:type="spellEnd"/>
-      <w:r>
-        <w:rPr>
-          <w:rFonts w:ascii="Times New Roman" w:eastAsia="DFPOP-SB" w:hAnsi="Times New Roman"/>
-          <w:sz w:val="20"/>
-        </w:rPr>
-        <w:t xml:space="preserve"> configurations highlights the capability of open-source tools for rapid ASIC prototyping, offering a reliable foundation for subsequent enhancements.</w:t>
+        <w:t>0-minute end-to-end workflow utilizing the open-source Skywater130 PDK and OpenRAM configurations highlights the capability of open-source tools for rapid ASIC prototyping, offering a reliable foundation for subsequent enhancements.</w:t>
       </w:r>
     </w:p>
     <w:p>
@@ -1197,27 +1117,7 @@
           <w:sz w:val="18"/>
           <w:szCs w:val="16"/>
         </w:rPr>
-        <w:t xml:space="preserve">[1] </w:t>
-      </w:r>
-      <w:proofErr w:type="spellStart"/>
-      <w:r>
-        <w:rPr>
-          <w:rFonts w:ascii="Times New Roman" w:hAnsi="Times New Roman"/>
-          <w:color w:val="0D0D0D" w:themeColor="text1" w:themeTint="F2"/>
-          <w:sz w:val="18"/>
-          <w:szCs w:val="16"/>
-        </w:rPr>
-        <w:t>YosysHQ</w:t>
-      </w:r>
-      <w:proofErr w:type="spellEnd"/>
-      <w:r>
-        <w:rPr>
-          <w:rFonts w:ascii="Times New Roman" w:hAnsi="Times New Roman"/>
-          <w:color w:val="0D0D0D" w:themeColor="text1" w:themeTint="F2"/>
-          <w:sz w:val="18"/>
-          <w:szCs w:val="16"/>
-        </w:rPr>
-        <w:t xml:space="preserve">, "PicoRV32: A Size-Optimized RISC-V CPU Core", GitHub Repository, </w:t>
+        <w:t xml:space="preserve">[1] YosysHQ, "PicoRV32: A Size-Optimized RISC-V CPU Core", GitHub Repository, </w:t>
       </w:r>
       <w:hyperlink r:id="rId6" w:history="1">
         <w:r>
@@ -1261,7 +1161,6 @@
         </w:rPr>
         <w:t xml:space="preserve"> </w:t>
       </w:r>
-      <w:proofErr w:type="spellStart"/>
       <w:r>
         <w:rPr>
           <w:rFonts w:ascii="Times New Roman" w:hAnsi="Times New Roman"/>
@@ -1269,17 +1168,7 @@
           <w:sz w:val="18"/>
           <w:szCs w:val="16"/>
         </w:rPr>
-        <w:t>SiliconCompiler</w:t>
-      </w:r>
-      <w:proofErr w:type="spellEnd"/>
-      <w:r>
-        <w:rPr>
-          <w:rFonts w:ascii="Times New Roman" w:hAnsi="Times New Roman"/>
-          <w:color w:val="0D0D0D" w:themeColor="text1" w:themeTint="F2"/>
-          <w:sz w:val="18"/>
-          <w:szCs w:val="16"/>
-        </w:rPr>
-        <w:t xml:space="preserve"> Documentation, </w:t>
+        <w:t xml:space="preserve">SiliconCompiler Documentation, </w:t>
       </w:r>
       <w:hyperlink r:id="rId7" w:history="1">
         <w:r>
@@ -2354,7 +2243,6 @@
                       <w:szCs w:val="16"/>
                     </w:rPr>
                   </w:pPr>
-                  <w:proofErr w:type="spellStart"/>
                   <w:r>
                     <w:rPr>
                       <w:rFonts w:ascii="Times New Roman" w:hAnsi="Times New Roman"/>
@@ -2363,9 +2251,180 @@
                       <w:sz w:val="16"/>
                       <w:szCs w:val="16"/>
                     </w:rPr>
-                    <w:t>floorplan.pin</w:t>
-                  </w:r>
-                  <w:proofErr w:type="spellEnd"/>
+                    <w:t>floorplan.pin_ placement0</w:t>
+                  </w:r>
+                </w:p>
+              </w:tc>
+              <w:tc>
+                <w:tcPr>
+                  <w:tcW w:w="727" w:type="dxa"/>
+                </w:tcPr>
+                <w:p>
+                  <w:pPr>
+                    <w:spacing w:line="180" w:lineRule="exact"/>
+                    <w:jc w:val="center"/>
+                    <w:rPr>
+                      <w:rFonts w:ascii="Times New Roman" w:eastAsia="DFPOP-SB" w:hAnsi="Times New Roman"/>
+                      <w:bCs/>
+                      <w:sz w:val="16"/>
+                      <w:szCs w:val="16"/>
+                    </w:rPr>
+                  </w:pPr>
+                  <w:r>
+                    <w:rPr>
+                      <w:rFonts w:ascii="Times New Roman" w:hAnsi="Times New Roman"/>
+                      <w:sz w:val="16"/>
+                      <w:szCs w:val="16"/>
+                    </w:rPr>
+                    <w:t>356.592</w:t>
+                  </w:r>
+                </w:p>
+              </w:tc>
+              <w:tc>
+                <w:tcPr>
+                  <w:tcW w:w="898" w:type="dxa"/>
+                </w:tcPr>
+                <w:p>
+                  <w:pPr>
+                    <w:spacing w:line="180" w:lineRule="exact"/>
+                    <w:jc w:val="center"/>
+                    <w:rPr>
+                      <w:rFonts w:ascii="Times New Roman" w:eastAsia="DFPOP-SB" w:hAnsi="Times New Roman"/>
+                      <w:bCs/>
+                      <w:sz w:val="16"/>
+                      <w:szCs w:val="16"/>
+                    </w:rPr>
+                  </w:pPr>
+                  <w:r>
+                    <w:rPr>
+                      <w:rFonts w:ascii="Times New Roman" w:hAnsi="Times New Roman"/>
+                      <w:sz w:val="16"/>
+                      <w:szCs w:val="16"/>
+                    </w:rPr>
+                    <w:t>23.671</w:t>
+                  </w:r>
+                </w:p>
+              </w:tc>
+              <w:tc>
+                <w:tcPr>
+                  <w:tcW w:w="636" w:type="dxa"/>
+                </w:tcPr>
+                <w:p>
+                  <w:pPr>
+                    <w:spacing w:line="180" w:lineRule="exact"/>
+                    <w:jc w:val="center"/>
+                    <w:rPr>
+                      <w:rFonts w:ascii="Times New Roman" w:eastAsia="DFPOP-SB" w:hAnsi="Times New Roman"/>
+                      <w:bCs/>
+                      <w:sz w:val="16"/>
+                      <w:szCs w:val="16"/>
+                    </w:rPr>
+                  </w:pPr>
+                  <w:r>
+                    <w:rPr>
+                      <w:rFonts w:ascii="Times New Roman" w:hAnsi="Times New Roman"/>
+                      <w:sz w:val="16"/>
+                      <w:szCs w:val="16"/>
+                    </w:rPr>
+                    <w:t>0.037</w:t>
+                  </w:r>
+                </w:p>
+              </w:tc>
+              <w:tc>
+                <w:tcPr>
+                  <w:tcW w:w="570" w:type="dxa"/>
+                </w:tcPr>
+                <w:p>
+                  <w:pPr>
+                    <w:spacing w:line="180" w:lineRule="exact"/>
+                    <w:jc w:val="center"/>
+                    <w:rPr>
+                      <w:rFonts w:ascii="Times New Roman" w:eastAsia="DFPOP-SB" w:hAnsi="Times New Roman"/>
+                      <w:bCs/>
+                      <w:sz w:val="16"/>
+                      <w:szCs w:val="16"/>
+                    </w:rPr>
+                  </w:pPr>
+                  <w:r>
+                    <w:rPr>
+                      <w:rFonts w:ascii="Times New Roman" w:hAnsi="Times New Roman"/>
+                      <w:sz w:val="16"/>
+                      <w:szCs w:val="16"/>
+                    </w:rPr>
+                    <w:t>5.156</w:t>
+                  </w:r>
+                </w:p>
+              </w:tc>
+              <w:tc>
+                <w:tcPr>
+                  <w:tcW w:w="731" w:type="dxa"/>
+                  <w:gridSpan w:val="2"/>
+                </w:tcPr>
+                <w:p>
+                  <w:pPr>
+                    <w:spacing w:line="180" w:lineRule="exact"/>
+                    <w:jc w:val="center"/>
+                    <w:rPr>
+                      <w:rFonts w:ascii="Times New Roman" w:eastAsia="DFPOP-SB" w:hAnsi="Times New Roman"/>
+                      <w:bCs/>
+                      <w:sz w:val="16"/>
+                      <w:szCs w:val="16"/>
+                    </w:rPr>
+                  </w:pPr>
+                  <w:r>
+                    <w:rPr>
+                      <w:rFonts w:ascii="Times New Roman" w:eastAsia="DFPOP-SB" w:hAnsi="Times New Roman"/>
+                      <w:bCs/>
+                      <w:sz w:val="16"/>
+                      <w:szCs w:val="16"/>
+                    </w:rPr>
+                    <w:t>-</w:t>
+                  </w:r>
+                </w:p>
+              </w:tc>
+              <w:tc>
+                <w:tcPr>
+                  <w:tcW w:w="848" w:type="dxa"/>
+                </w:tcPr>
+                <w:p>
+                  <w:pPr>
+                    <w:spacing w:line="180" w:lineRule="exact"/>
+                    <w:jc w:val="center"/>
+                    <w:rPr>
+                      <w:rFonts w:ascii="Times New Roman" w:eastAsia="DFPOP-SB" w:hAnsi="Times New Roman"/>
+                      <w:bCs/>
+                      <w:sz w:val="16"/>
+                      <w:szCs w:val="16"/>
+                    </w:rPr>
+                  </w:pPr>
+                  <w:r>
+                    <w:rPr>
+                      <w:rFonts w:ascii="Times New Roman" w:hAnsi="Times New Roman"/>
+                      <w:sz w:val="16"/>
+                      <w:szCs w:val="16"/>
+                    </w:rPr>
+                    <w:t>19.532</w:t>
+                  </w:r>
+                </w:p>
+              </w:tc>
+            </w:tr>
+            <w:tr>
+              <w:tc>
+                <w:tcPr>
+                  <w:tcW w:w="1224" w:type="dxa"/>
+                </w:tcPr>
+                <w:p>
+                  <w:pPr>
+                    <w:spacing w:line="180" w:lineRule="exact"/>
+                    <w:jc w:val="center"/>
+                    <w:rPr>
+                      <w:rFonts w:ascii="Times New Roman" w:eastAsia="DFPOP-SB" w:hAnsi="Times New Roman"/>
+                      <w:b/>
+                      <w:bCs/>
+                      <w:sz w:val="16"/>
+                      <w:szCs w:val="16"/>
+                    </w:rPr>
+                  </w:pPr>
                   <w:r>
                     <w:rPr>
                       <w:rFonts w:ascii="Times New Roman" w:hAnsi="Times New Roman"/>
@@ -2374,7 +2433,7 @@
                       <w:sz w:val="16"/>
                       <w:szCs w:val="16"/>
                     </w:rPr>
-                    <w:t>_ placement0</w:t>
+                    <w:t>place. global0</w:t>
                   </w:r>
                 </w:p>
               </w:tc>
@@ -2399,7 +2458,7 @@
                       <w:sz w:val="16"/>
                       <w:szCs w:val="16"/>
                     </w:rPr>
-                    <w:t>356.592</w:t>
+                    <w:t>370.355</w:t>
                   </w:r>
                 </w:p>
               </w:tc>
@@ -2424,7 +2483,7 @@
                       <w:sz w:val="16"/>
                       <w:szCs w:val="16"/>
                     </w:rPr>
-                    <w:t>23.671</w:t>
+                    <w:t>24.585</w:t>
                   </w:r>
                 </w:p>
               </w:tc>
@@ -2474,7 +2533,7 @@
                       <w:sz w:val="16"/>
                       <w:szCs w:val="16"/>
                     </w:rPr>
-                    <w:t>5.156</w:t>
+                    <w:t>5.114</w:t>
                   </w:r>
                 </w:p>
               </w:tc>
@@ -2496,12 +2555,11 @@
                   </w:pPr>
                   <w:r>
                     <w:rPr>
-                      <w:rFonts w:ascii="Times New Roman" w:eastAsia="DFPOP-SB" w:hAnsi="Times New Roman"/>
-                      <w:bCs/>
-                      <w:sz w:val="16"/>
-                      <w:szCs w:val="16"/>
-                    </w:rPr>
-                    <w:t>-</w:t>
+                      <w:rFonts w:ascii="Times New Roman" w:hAnsi="Times New Roman"/>
+                      <w:sz w:val="16"/>
+                      <w:szCs w:val="16"/>
+                    </w:rPr>
+                    <w:t>204.675</w:t>
                   </w:r>
                 </w:p>
               </w:tc>
@@ -2526,7 +2584,7 @@
                       <w:sz w:val="16"/>
                       <w:szCs w:val="16"/>
                     </w:rPr>
-                    <w:t>19.532</w:t>
+                    <w:t>25.529</w:t>
                   </w:r>
                 </w:p>
               </w:tc>
@@ -2556,7 +2614,7 @@
                       <w:sz w:val="16"/>
                       <w:szCs w:val="16"/>
                     </w:rPr>
-                    <w:t>place. global0</w:t>
+                    <w:t>place. detailed0</w:t>
                   </w:r>
                 </w:p>
               </w:tc>
@@ -2656,7 +2714,7 @@
                       <w:sz w:val="16"/>
                       <w:szCs w:val="16"/>
                     </w:rPr>
-                    <w:t>5.114</w:t>
+                    <w:t>5.1</w:t>
                   </w:r>
                 </w:p>
               </w:tc>
@@ -2682,7 +2740,7 @@
                       <w:sz w:val="16"/>
                       <w:szCs w:val="16"/>
                     </w:rPr>
-                    <w:t>204.675</w:t>
+                    <w:t>204.089</w:t>
                   </w:r>
                 </w:p>
               </w:tc>
@@ -2707,7 +2765,7 @@
                       <w:sz w:val="16"/>
                       <w:szCs w:val="16"/>
                     </w:rPr>
-                    <w:t>25.529</w:t>
+                    <w:t>36.235</w:t>
                   </w:r>
                 </w:p>
               </w:tc>
@@ -2737,7 +2795,7 @@
                       <w:sz w:val="16"/>
                       <w:szCs w:val="16"/>
                     </w:rPr>
-                    <w:t>place. detailed0</w:t>
+                    <w:t>cts.clock_tree_ synthesis0</w:t>
                   </w:r>
                 </w:p>
               </w:tc>
@@ -2762,7 +2820,7 @@
                       <w:sz w:val="16"/>
                       <w:szCs w:val="16"/>
                     </w:rPr>
-                    <w:t>370.355</w:t>
+                    <w:t>389.123</w:t>
                   </w:r>
                 </w:p>
               </w:tc>
@@ -2787,7 +2845,7 @@
                       <w:sz w:val="16"/>
                       <w:szCs w:val="16"/>
                     </w:rPr>
-                    <w:t>24.585</w:t>
+                    <w:t>25.831</w:t>
                   </w:r>
                 </w:p>
               </w:tc>
@@ -2812,7 +2870,7 @@
                       <w:sz w:val="16"/>
                       <w:szCs w:val="16"/>
                     </w:rPr>
-                    <w:t>0.037</w:t>
+                    <w:t>0.057</w:t>
                   </w:r>
                 </w:p>
               </w:tc>
@@ -2837,7 +2895,7 @@
                       <w:sz w:val="16"/>
                       <w:szCs w:val="16"/>
                     </w:rPr>
-                    <w:t>5.1</w:t>
+                    <w:t>5.072</w:t>
                   </w:r>
                 </w:p>
               </w:tc>
@@ -2863,7 +2921,7 @@
                       <w:sz w:val="16"/>
                       <w:szCs w:val="16"/>
                     </w:rPr>
-                    <w:t>204.089</w:t>
+                    <w:t>202.935</w:t>
                   </w:r>
                 </w:p>
               </w:tc>
@@ -2888,7 +2946,7 @@
                       <w:sz w:val="16"/>
                       <w:szCs w:val="16"/>
                     </w:rPr>
-                    <w:t>36.235</w:t>
+                    <w:t>01:02.1</w:t>
                   </w:r>
                 </w:p>
               </w:tc>
@@ -2910,8 +2968,6 @@
                       <w:szCs w:val="16"/>
                     </w:rPr>
                   </w:pPr>
-                  <w:proofErr w:type="spellStart"/>
-                  <w:proofErr w:type="gramStart"/>
                   <w:r>
                     <w:rPr>
                       <w:rFonts w:ascii="Times New Roman" w:hAnsi="Times New Roman"/>
@@ -2920,9 +2976,179 @@
                       <w:sz w:val="16"/>
                       <w:szCs w:val="16"/>
                     </w:rPr>
-                    <w:t>cts.clock</w:t>
-                  </w:r>
-                  <w:proofErr w:type="gramEnd"/>
+                    <w:t>cts.repair_ timing0</w:t>
+                  </w:r>
+                </w:p>
+              </w:tc>
+              <w:tc>
+                <w:tcPr>
+                  <w:tcW w:w="727" w:type="dxa"/>
+                </w:tcPr>
+                <w:p>
+                  <w:pPr>
+                    <w:spacing w:line="180" w:lineRule="exact"/>
+                    <w:jc w:val="center"/>
+                    <w:rPr>
+                      <w:rFonts w:ascii="Times New Roman" w:eastAsia="DFPOP-SB" w:hAnsi="Times New Roman"/>
+                      <w:bCs/>
+                      <w:sz w:val="16"/>
+                      <w:szCs w:val="16"/>
+                    </w:rPr>
+                  </w:pPr>
+                  <w:r>
+                    <w:rPr>
+                      <w:rFonts w:ascii="Times New Roman" w:hAnsi="Times New Roman"/>
+                      <w:sz w:val="16"/>
+                      <w:szCs w:val="16"/>
+                    </w:rPr>
+                    <w:t>385.37</w:t>
+                  </w:r>
+                </w:p>
+              </w:tc>
+              <w:tc>
+                <w:tcPr>
+                  <w:tcW w:w="898" w:type="dxa"/>
+                </w:tcPr>
+                <w:p>
+                  <w:pPr>
+                    <w:spacing w:line="180" w:lineRule="exact"/>
+                    <w:jc w:val="center"/>
+                    <w:rPr>
+                      <w:rFonts w:ascii="Times New Roman" w:eastAsia="DFPOP-SB" w:hAnsi="Times New Roman"/>
+                      <w:bCs/>
+                      <w:sz w:val="16"/>
+                      <w:szCs w:val="16"/>
+                    </w:rPr>
+                  </w:pPr>
+                  <w:r>
+                    <w:rPr>
+                      <w:rFonts w:ascii="Times New Roman" w:hAnsi="Times New Roman"/>
+                      <w:sz w:val="16"/>
+                      <w:szCs w:val="16"/>
+                    </w:rPr>
+                    <w:t>25.581</w:t>
+                  </w:r>
+                </w:p>
+              </w:tc>
+              <w:tc>
+                <w:tcPr>
+                  <w:tcW w:w="636" w:type="dxa"/>
+                </w:tcPr>
+                <w:p>
+                  <w:pPr>
+                    <w:spacing w:line="180" w:lineRule="exact"/>
+                    <w:jc w:val="center"/>
+                    <w:rPr>
+                      <w:rFonts w:ascii="Times New Roman" w:eastAsia="DFPOP-SB" w:hAnsi="Times New Roman"/>
+                      <w:bCs/>
+                      <w:sz w:val="16"/>
+                      <w:szCs w:val="16"/>
+                    </w:rPr>
+                  </w:pPr>
+                  <w:r>
+                    <w:rPr>
+                      <w:rFonts w:ascii="Times New Roman" w:hAnsi="Times New Roman"/>
+                      <w:sz w:val="16"/>
+                      <w:szCs w:val="16"/>
+                    </w:rPr>
+                    <w:t>0.057</w:t>
+                  </w:r>
+                </w:p>
+              </w:tc>
+              <w:tc>
+                <w:tcPr>
+                  <w:tcW w:w="570" w:type="dxa"/>
+                </w:tcPr>
+                <w:p>
+                  <w:pPr>
+                    <w:spacing w:line="180" w:lineRule="exact"/>
+                    <w:jc w:val="center"/>
+                    <w:rPr>
+                      <w:rFonts w:ascii="Times New Roman" w:eastAsia="DFPOP-SB" w:hAnsi="Times New Roman"/>
+                      <w:bCs/>
+                      <w:sz w:val="16"/>
+                      <w:szCs w:val="16"/>
+                    </w:rPr>
+                  </w:pPr>
+                  <w:r>
+                    <w:rPr>
+                      <w:rFonts w:ascii="Times New Roman" w:hAnsi="Times New Roman"/>
+                      <w:sz w:val="16"/>
+                      <w:szCs w:val="16"/>
+                    </w:rPr>
+                    <w:t>4.827</w:t>
+                  </w:r>
+                </w:p>
+              </w:tc>
+              <w:tc>
+                <w:tcPr>
+                  <w:tcW w:w="731" w:type="dxa"/>
+                  <w:gridSpan w:val="2"/>
+                </w:tcPr>
+                <w:p>
+                  <w:pPr>
+                    <w:spacing w:line="180" w:lineRule="exact"/>
+                    <w:jc w:val="center"/>
+                    <w:rPr>
+                      <w:rFonts w:ascii="Times New Roman" w:eastAsia="DFPOP-SB" w:hAnsi="Times New Roman"/>
+                      <w:bCs/>
+                      <w:sz w:val="16"/>
+                      <w:szCs w:val="16"/>
+                    </w:rPr>
+                  </w:pPr>
+                  <w:r>
+                    <w:rPr>
+                      <w:rFonts w:ascii="Times New Roman" w:hAnsi="Times New Roman"/>
+                      <w:sz w:val="16"/>
+                      <w:szCs w:val="16"/>
+                    </w:rPr>
+                    <w:t>193.314</w:t>
+                  </w:r>
+                </w:p>
+              </w:tc>
+              <w:tc>
+                <w:tcPr>
+                  <w:tcW w:w="848" w:type="dxa"/>
+                </w:tcPr>
+                <w:p>
+                  <w:pPr>
+                    <w:spacing w:line="180" w:lineRule="exact"/>
+                    <w:jc w:val="center"/>
+                    <w:rPr>
+                      <w:rFonts w:ascii="Times New Roman" w:eastAsia="DFPOP-SB" w:hAnsi="Times New Roman"/>
+                      <w:bCs/>
+                      <w:sz w:val="16"/>
+                      <w:szCs w:val="16"/>
+                    </w:rPr>
+                  </w:pPr>
+                  <w:r>
+                    <w:rPr>
+                      <w:rFonts w:ascii="Times New Roman" w:hAnsi="Times New Roman"/>
+                      <w:sz w:val="16"/>
+                      <w:szCs w:val="16"/>
+                    </w:rPr>
+                    <w:t>01:09.1</w:t>
+                  </w:r>
+                </w:p>
+              </w:tc>
+            </w:tr>
+            <w:tr>
+              <w:tc>
+                <w:tcPr>
+                  <w:tcW w:w="1224" w:type="dxa"/>
+                </w:tcPr>
+                <w:p>
+                  <w:pPr>
+                    <w:spacing w:line="180" w:lineRule="exact"/>
+                    <w:jc w:val="center"/>
+                    <w:rPr>
+                      <w:rFonts w:ascii="Times New Roman" w:eastAsia="DFPOP-SB" w:hAnsi="Times New Roman"/>
+                      <w:b/>
+                      <w:bCs/>
+                      <w:sz w:val="16"/>
+                      <w:szCs w:val="16"/>
+                    </w:rPr>
+                  </w:pPr>
                   <w:r>
                     <w:rPr>
                       <w:rFonts w:ascii="Times New Roman" w:hAnsi="Times New Roman"/>
@@ -2931,9 +3157,179 @@
                       <w:sz w:val="16"/>
                       <w:szCs w:val="16"/>
                     </w:rPr>
-                    <w:t>_tree</w:t>
-                  </w:r>
-                  <w:proofErr w:type="spellEnd"/>
+                    <w:t>route.global0</w:t>
+                  </w:r>
+                </w:p>
+              </w:tc>
+              <w:tc>
+                <w:tcPr>
+                  <w:tcW w:w="727" w:type="dxa"/>
+                </w:tcPr>
+                <w:p>
+                  <w:pPr>
+                    <w:spacing w:line="180" w:lineRule="exact"/>
+                    <w:jc w:val="center"/>
+                    <w:rPr>
+                      <w:rFonts w:ascii="Times New Roman" w:eastAsia="DFPOP-SB" w:hAnsi="Times New Roman"/>
+                      <w:bCs/>
+                      <w:sz w:val="16"/>
+                      <w:szCs w:val="16"/>
+                    </w:rPr>
+                  </w:pPr>
+                  <w:r>
+                    <w:rPr>
+                      <w:rFonts w:ascii="Times New Roman" w:hAnsi="Times New Roman"/>
+                      <w:sz w:val="16"/>
+                      <w:szCs w:val="16"/>
+                    </w:rPr>
+                    <w:t>385.37</w:t>
+                  </w:r>
+                </w:p>
+              </w:tc>
+              <w:tc>
+                <w:tcPr>
+                  <w:tcW w:w="898" w:type="dxa"/>
+                </w:tcPr>
+                <w:p>
+                  <w:pPr>
+                    <w:spacing w:line="180" w:lineRule="exact"/>
+                    <w:jc w:val="center"/>
+                    <w:rPr>
+                      <w:rFonts w:ascii="Times New Roman" w:eastAsia="DFPOP-SB" w:hAnsi="Times New Roman"/>
+                      <w:bCs/>
+                      <w:sz w:val="16"/>
+                      <w:szCs w:val="16"/>
+                    </w:rPr>
+                  </w:pPr>
+                  <w:r>
+                    <w:rPr>
+                      <w:rFonts w:ascii="Times New Roman" w:hAnsi="Times New Roman"/>
+                      <w:sz w:val="16"/>
+                      <w:szCs w:val="16"/>
+                    </w:rPr>
+                    <w:t>25.581</w:t>
+                  </w:r>
+                </w:p>
+              </w:tc>
+              <w:tc>
+                <w:tcPr>
+                  <w:tcW w:w="636" w:type="dxa"/>
+                </w:tcPr>
+                <w:p>
+                  <w:pPr>
+                    <w:spacing w:line="180" w:lineRule="exact"/>
+                    <w:jc w:val="center"/>
+                    <w:rPr>
+                      <w:rFonts w:ascii="Times New Roman" w:eastAsia="DFPOP-SB" w:hAnsi="Times New Roman"/>
+                      <w:bCs/>
+                      <w:sz w:val="16"/>
+                      <w:szCs w:val="16"/>
+                    </w:rPr>
+                  </w:pPr>
+                  <w:r>
+                    <w:rPr>
+                      <w:rFonts w:ascii="Times New Roman" w:hAnsi="Times New Roman"/>
+                      <w:sz w:val="16"/>
+                      <w:szCs w:val="16"/>
+                    </w:rPr>
+                    <w:t>0.065</w:t>
+                  </w:r>
+                </w:p>
+              </w:tc>
+              <w:tc>
+                <w:tcPr>
+                  <w:tcW w:w="570" w:type="dxa"/>
+                </w:tcPr>
+                <w:p>
+                  <w:pPr>
+                    <w:spacing w:line="180" w:lineRule="exact"/>
+                    <w:jc w:val="center"/>
+                    <w:rPr>
+                      <w:rFonts w:ascii="Times New Roman" w:eastAsia="DFPOP-SB" w:hAnsi="Times New Roman"/>
+                      <w:bCs/>
+                      <w:sz w:val="16"/>
+                      <w:szCs w:val="16"/>
+                    </w:rPr>
+                  </w:pPr>
+                  <w:r>
+                    <w:rPr>
+                      <w:rFonts w:ascii="Times New Roman" w:hAnsi="Times New Roman"/>
+                      <w:sz w:val="16"/>
+                      <w:szCs w:val="16"/>
+                    </w:rPr>
+                    <w:t>4.549</w:t>
+                  </w:r>
+                </w:p>
+              </w:tc>
+              <w:tc>
+                <w:tcPr>
+                  <w:tcW w:w="731" w:type="dxa"/>
+                  <w:gridSpan w:val="2"/>
+                </w:tcPr>
+                <w:p>
+                  <w:pPr>
+                    <w:spacing w:line="180" w:lineRule="exact"/>
+                    <w:jc w:val="center"/>
+                    <w:rPr>
+                      <w:rFonts w:ascii="Times New Roman" w:eastAsia="DFPOP-SB" w:hAnsi="Times New Roman"/>
+                      <w:bCs/>
+                      <w:sz w:val="16"/>
+                      <w:szCs w:val="16"/>
+                    </w:rPr>
+                  </w:pPr>
+                  <w:r>
+                    <w:rPr>
+                      <w:rFonts w:ascii="Times New Roman" w:hAnsi="Times New Roman"/>
+                      <w:sz w:val="16"/>
+                      <w:szCs w:val="16"/>
+                    </w:rPr>
+                    <w:t>183.467</w:t>
+                  </w:r>
+                </w:p>
+              </w:tc>
+              <w:tc>
+                <w:tcPr>
+                  <w:tcW w:w="848" w:type="dxa"/>
+                </w:tcPr>
+                <w:p>
+                  <w:pPr>
+                    <w:spacing w:line="180" w:lineRule="exact"/>
+                    <w:jc w:val="center"/>
+                    <w:rPr>
+                      <w:rFonts w:ascii="Times New Roman" w:eastAsia="DFPOP-SB" w:hAnsi="Times New Roman"/>
+                      <w:bCs/>
+                      <w:sz w:val="16"/>
+                      <w:szCs w:val="16"/>
+                    </w:rPr>
+                  </w:pPr>
+                  <w:r>
+                    <w:rPr>
+                      <w:rFonts w:ascii="Times New Roman" w:hAnsi="Times New Roman"/>
+                      <w:sz w:val="16"/>
+                      <w:szCs w:val="16"/>
+                    </w:rPr>
+                    <w:t>01:19.4</w:t>
+                  </w:r>
+                </w:p>
+              </w:tc>
+            </w:tr>
+            <w:tr>
+              <w:tc>
+                <w:tcPr>
+                  <w:tcW w:w="1224" w:type="dxa"/>
+                </w:tcPr>
+                <w:p>
+                  <w:pPr>
+                    <w:spacing w:line="180" w:lineRule="exact"/>
+                    <w:jc w:val="center"/>
+                    <w:rPr>
+                      <w:rFonts w:ascii="Times New Roman" w:eastAsia="DFPOP-SB" w:hAnsi="Times New Roman"/>
+                      <w:b/>
+                      <w:bCs/>
+                      <w:sz w:val="16"/>
+                      <w:szCs w:val="16"/>
+                    </w:rPr>
+                  </w:pPr>
                   <w:r>
                     <w:rPr>
                       <w:rFonts w:ascii="Times New Roman" w:hAnsi="Times New Roman"/>
@@ -2942,7 +3338,7 @@
                       <w:sz w:val="16"/>
                       <w:szCs w:val="16"/>
                     </w:rPr>
-                    <w:t>_ synthesis0</w:t>
+                    <w:t>route.detailed0</w:t>
                   </w:r>
                 </w:p>
               </w:tc>
@@ -2967,7 +3363,7 @@
                       <w:sz w:val="16"/>
                       <w:szCs w:val="16"/>
                     </w:rPr>
-                    <w:t>389.123</w:t>
+                    <w:t>385.37</w:t>
                   </w:r>
                 </w:p>
               </w:tc>
@@ -2992,7 +3388,7 @@
                       <w:sz w:val="16"/>
                       <w:szCs w:val="16"/>
                     </w:rPr>
-                    <w:t>25.831</w:t>
+                    <w:t>25.581</w:t>
                   </w:r>
                 </w:p>
               </w:tc>
@@ -3017,7 +3413,7 @@
                       <w:sz w:val="16"/>
                       <w:szCs w:val="16"/>
                     </w:rPr>
-                    <w:t>0.057</w:t>
+                    <w:t>0.055</w:t>
                   </w:r>
                 </w:p>
               </w:tc>
@@ -3042,7 +3438,7 @@
                       <w:sz w:val="16"/>
                       <w:szCs w:val="16"/>
                     </w:rPr>
-                    <w:t>5.072</w:t>
+                    <w:t>4.946</w:t>
                   </w:r>
                 </w:p>
               </w:tc>
@@ -3068,7 +3464,7 @@
                       <w:sz w:val="16"/>
                       <w:szCs w:val="16"/>
                     </w:rPr>
-                    <w:t>202.935</w:t>
+                    <w:t>197.88</w:t>
                   </w:r>
                 </w:p>
               </w:tc>
@@ -3093,7 +3489,7 @@
                       <w:sz w:val="16"/>
                       <w:szCs w:val="16"/>
                     </w:rPr>
-                    <w:t>01:02.1</w:t>
+                    <w:t>01:41.1</w:t>
                   </w:r>
                 </w:p>
               </w:tc>
@@ -3115,8 +3511,6 @@
                       <w:szCs w:val="16"/>
                     </w:rPr>
                   </w:pPr>
-                  <w:proofErr w:type="spellStart"/>
-                  <w:proofErr w:type="gramStart"/>
                   <w:r>
                     <w:rPr>
                       <w:rFonts w:ascii="Times New Roman" w:hAnsi="Times New Roman"/>
@@ -3125,598 +3519,7 @@
                       <w:sz w:val="16"/>
                       <w:szCs w:val="16"/>
                     </w:rPr>
-                    <w:t>cts.repair</w:t>
-                  </w:r>
-                  <w:proofErr w:type="spellEnd"/>
-                  <w:proofErr w:type="gramEnd"/>
-                  <w:r>
-                    <w:rPr>
-                      <w:rFonts w:ascii="Times New Roman" w:hAnsi="Times New Roman"/>
-                      <w:b/>
-                      <w:bCs/>
-                      <w:sz w:val="16"/>
-                      <w:szCs w:val="16"/>
-                    </w:rPr>
-                    <w:t>_ timing0</w:t>
-                  </w:r>
-                </w:p>
-              </w:tc>
-              <w:tc>
-                <w:tcPr>
-                  <w:tcW w:w="727" w:type="dxa"/>
-                </w:tcPr>
-                <w:p>
-                  <w:pPr>
-                    <w:spacing w:line="180" w:lineRule="exact"/>
-                    <w:jc w:val="center"/>
-                    <w:rPr>
-                      <w:rFonts w:ascii="Times New Roman" w:eastAsia="DFPOP-SB" w:hAnsi="Times New Roman"/>
-                      <w:bCs/>
-                      <w:sz w:val="16"/>
-                      <w:szCs w:val="16"/>
-                    </w:rPr>
-                  </w:pPr>
-                  <w:r>
-                    <w:rPr>
-                      <w:rFonts w:ascii="Times New Roman" w:hAnsi="Times New Roman"/>
-                      <w:sz w:val="16"/>
-                      <w:szCs w:val="16"/>
-                    </w:rPr>
-                    <w:t>385.37</w:t>
-                  </w:r>
-                </w:p>
-              </w:tc>
-              <w:tc>
-                <w:tcPr>
-                  <w:tcW w:w="898" w:type="dxa"/>
-                </w:tcPr>
-                <w:p>
-                  <w:pPr>
-                    <w:spacing w:line="180" w:lineRule="exact"/>
-                    <w:jc w:val="center"/>
-                    <w:rPr>
-                      <w:rFonts w:ascii="Times New Roman" w:eastAsia="DFPOP-SB" w:hAnsi="Times New Roman"/>
-                      <w:bCs/>
-                      <w:sz w:val="16"/>
-                      <w:szCs w:val="16"/>
-                    </w:rPr>
-                  </w:pPr>
-                  <w:r>
-                    <w:rPr>
-                      <w:rFonts w:ascii="Times New Roman" w:hAnsi="Times New Roman"/>
-                      <w:sz w:val="16"/>
-                      <w:szCs w:val="16"/>
-                    </w:rPr>
-                    <w:t>25.581</w:t>
-                  </w:r>
-                </w:p>
-              </w:tc>
-              <w:tc>
-                <w:tcPr>
-                  <w:tcW w:w="636" w:type="dxa"/>
-                </w:tcPr>
-                <w:p>
-                  <w:pPr>
-                    <w:spacing w:line="180" w:lineRule="exact"/>
-                    <w:jc w:val="center"/>
-                    <w:rPr>
-                      <w:rFonts w:ascii="Times New Roman" w:eastAsia="DFPOP-SB" w:hAnsi="Times New Roman"/>
-                      <w:bCs/>
-                      <w:sz w:val="16"/>
-                      <w:szCs w:val="16"/>
-                    </w:rPr>
-                  </w:pPr>
-                  <w:r>
-                    <w:rPr>
-                      <w:rFonts w:ascii="Times New Roman" w:hAnsi="Times New Roman"/>
-                      <w:sz w:val="16"/>
-                      <w:szCs w:val="16"/>
-                    </w:rPr>
-                    <w:t>0.057</w:t>
-                  </w:r>
-                </w:p>
-              </w:tc>
-              <w:tc>
-                <w:tcPr>
-                  <w:tcW w:w="570" w:type="dxa"/>
-                </w:tcPr>
-                <w:p>
-                  <w:pPr>
-                    <w:spacing w:line="180" w:lineRule="exact"/>
-                    <w:jc w:val="center"/>
-                    <w:rPr>
-                      <w:rFonts w:ascii="Times New Roman" w:eastAsia="DFPOP-SB" w:hAnsi="Times New Roman"/>
-                      <w:bCs/>
-                      <w:sz w:val="16"/>
-                      <w:szCs w:val="16"/>
-                    </w:rPr>
-                  </w:pPr>
-                  <w:r>
-                    <w:rPr>
-                      <w:rFonts w:ascii="Times New Roman" w:hAnsi="Times New Roman"/>
-                      <w:sz w:val="16"/>
-                      <w:szCs w:val="16"/>
-                    </w:rPr>
-                    <w:t>4.827</w:t>
-                  </w:r>
-                </w:p>
-              </w:tc>
-              <w:tc>
-                <w:tcPr>
-                  <w:tcW w:w="731" w:type="dxa"/>
-                  <w:gridSpan w:val="2"/>
-                </w:tcPr>
-                <w:p>
-                  <w:pPr>
-                    <w:spacing w:line="180" w:lineRule="exact"/>
-                    <w:jc w:val="center"/>
-                    <w:rPr>
-                      <w:rFonts w:ascii="Times New Roman" w:eastAsia="DFPOP-SB" w:hAnsi="Times New Roman"/>
-                      <w:bCs/>
-                      <w:sz w:val="16"/>
-                      <w:szCs w:val="16"/>
-                    </w:rPr>
-                  </w:pPr>
-                  <w:r>
-                    <w:rPr>
-                      <w:rFonts w:ascii="Times New Roman" w:hAnsi="Times New Roman"/>
-                      <w:sz w:val="16"/>
-                      <w:szCs w:val="16"/>
-                    </w:rPr>
-                    <w:t>193.314</w:t>
-                  </w:r>
-                </w:p>
-              </w:tc>
-              <w:tc>
-                <w:tcPr>
-                  <w:tcW w:w="848" w:type="dxa"/>
-                </w:tcPr>
-                <w:p>
-                  <w:pPr>
-                    <w:spacing w:line="180" w:lineRule="exact"/>
-                    <w:jc w:val="center"/>
-                    <w:rPr>
-                      <w:rFonts w:ascii="Times New Roman" w:eastAsia="DFPOP-SB" w:hAnsi="Times New Roman"/>
-                      <w:bCs/>
-                      <w:sz w:val="16"/>
-                      <w:szCs w:val="16"/>
-                    </w:rPr>
-                  </w:pPr>
-                  <w:r>
-                    <w:rPr>
-                      <w:rFonts w:ascii="Times New Roman" w:hAnsi="Times New Roman"/>
-                      <w:sz w:val="16"/>
-                      <w:szCs w:val="16"/>
-                    </w:rPr>
-                    <w:t>01:09.1</w:t>
-                  </w:r>
-                </w:p>
-              </w:tc>
-            </w:tr>
-            <w:tr>
-              <w:tc>
-                <w:tcPr>
-                  <w:tcW w:w="1224" w:type="dxa"/>
-                </w:tcPr>
-                <w:p>
-                  <w:pPr>
-                    <w:spacing w:line="180" w:lineRule="exact"/>
-                    <w:jc w:val="center"/>
-                    <w:rPr>
-                      <w:rFonts w:ascii="Times New Roman" w:eastAsia="DFPOP-SB" w:hAnsi="Times New Roman"/>
-                      <w:b/>
-                      <w:bCs/>
-                      <w:sz w:val="16"/>
-                      <w:szCs w:val="16"/>
-                    </w:rPr>
-                  </w:pPr>
-                  <w:proofErr w:type="gramStart"/>
-                  <w:r>
-                    <w:rPr>
-                      <w:rFonts w:ascii="Times New Roman" w:hAnsi="Times New Roman"/>
-                      <w:b/>
-                      <w:bCs/>
-                      <w:sz w:val="16"/>
-                      <w:szCs w:val="16"/>
-                    </w:rPr>
-                    <w:t>route.global</w:t>
-                  </w:r>
-                  <w:proofErr w:type="gramEnd"/>
-                  <w:r>
-                    <w:rPr>
-                      <w:rFonts w:ascii="Times New Roman" w:hAnsi="Times New Roman"/>
-                      <w:b/>
-                      <w:bCs/>
-                      <w:sz w:val="16"/>
-                      <w:szCs w:val="16"/>
-                    </w:rPr>
-                    <w:t>0</w:t>
-                  </w:r>
-                </w:p>
-              </w:tc>
-              <w:tc>
-                <w:tcPr>
-                  <w:tcW w:w="727" w:type="dxa"/>
-                </w:tcPr>
-                <w:p>
-                  <w:pPr>
-                    <w:spacing w:line="180" w:lineRule="exact"/>
-                    <w:jc w:val="center"/>
-                    <w:rPr>
-                      <w:rFonts w:ascii="Times New Roman" w:eastAsia="DFPOP-SB" w:hAnsi="Times New Roman"/>
-                      <w:bCs/>
-                      <w:sz w:val="16"/>
-                      <w:szCs w:val="16"/>
-                    </w:rPr>
-                  </w:pPr>
-                  <w:r>
-                    <w:rPr>
-                      <w:rFonts w:ascii="Times New Roman" w:hAnsi="Times New Roman"/>
-                      <w:sz w:val="16"/>
-                      <w:szCs w:val="16"/>
-                    </w:rPr>
-                    <w:t>385.37</w:t>
-                  </w:r>
-                </w:p>
-              </w:tc>
-              <w:tc>
-                <w:tcPr>
-                  <w:tcW w:w="898" w:type="dxa"/>
-                </w:tcPr>
-                <w:p>
-                  <w:pPr>
-                    <w:spacing w:line="180" w:lineRule="exact"/>
-                    <w:jc w:val="center"/>
-                    <w:rPr>
-                      <w:rFonts w:ascii="Times New Roman" w:eastAsia="DFPOP-SB" w:hAnsi="Times New Roman"/>
-                      <w:bCs/>
-                      <w:sz w:val="16"/>
-                      <w:szCs w:val="16"/>
-                    </w:rPr>
-                  </w:pPr>
-                  <w:r>
-                    <w:rPr>
-                      <w:rFonts w:ascii="Times New Roman" w:hAnsi="Times New Roman"/>
-                      <w:sz w:val="16"/>
-                      <w:szCs w:val="16"/>
-                    </w:rPr>
-                    <w:t>25.581</w:t>
-                  </w:r>
-                </w:p>
-              </w:tc>
-              <w:tc>
-                <w:tcPr>
-                  <w:tcW w:w="636" w:type="dxa"/>
-                </w:tcPr>
-                <w:p>
-                  <w:pPr>
-                    <w:spacing w:line="180" w:lineRule="exact"/>
-                    <w:jc w:val="center"/>
-                    <w:rPr>
-                      <w:rFonts w:ascii="Times New Roman" w:eastAsia="DFPOP-SB" w:hAnsi="Times New Roman"/>
-                      <w:bCs/>
-                      <w:sz w:val="16"/>
-                      <w:szCs w:val="16"/>
-                    </w:rPr>
-                  </w:pPr>
-                  <w:r>
-                    <w:rPr>
-                      <w:rFonts w:ascii="Times New Roman" w:hAnsi="Times New Roman"/>
-                      <w:sz w:val="16"/>
-                      <w:szCs w:val="16"/>
-                    </w:rPr>
-                    <w:t>0.065</w:t>
-                  </w:r>
-                </w:p>
-              </w:tc>
-              <w:tc>
-                <w:tcPr>
-                  <w:tcW w:w="570" w:type="dxa"/>
-                </w:tcPr>
-                <w:p>
-                  <w:pPr>
-                    <w:spacing w:line="180" w:lineRule="exact"/>
-                    <w:jc w:val="center"/>
-                    <w:rPr>
-                      <w:rFonts w:ascii="Times New Roman" w:eastAsia="DFPOP-SB" w:hAnsi="Times New Roman"/>
-                      <w:bCs/>
-                      <w:sz w:val="16"/>
-                      <w:szCs w:val="16"/>
-                    </w:rPr>
-                  </w:pPr>
-                  <w:r>
-                    <w:rPr>
-                      <w:rFonts w:ascii="Times New Roman" w:hAnsi="Times New Roman"/>
-                      <w:sz w:val="16"/>
-                      <w:szCs w:val="16"/>
-                    </w:rPr>
-                    <w:t>4.549</w:t>
-                  </w:r>
-                </w:p>
-              </w:tc>
-              <w:tc>
-                <w:tcPr>
-                  <w:tcW w:w="731" w:type="dxa"/>
-                  <w:gridSpan w:val="2"/>
-                </w:tcPr>
-                <w:p>
-                  <w:pPr>
-                    <w:spacing w:line="180" w:lineRule="exact"/>
-                    <w:jc w:val="center"/>
-                    <w:rPr>
-                      <w:rFonts w:ascii="Times New Roman" w:eastAsia="DFPOP-SB" w:hAnsi="Times New Roman"/>
-                      <w:bCs/>
-                      <w:sz w:val="16"/>
-                      <w:szCs w:val="16"/>
-                    </w:rPr>
-                  </w:pPr>
-                  <w:r>
-                    <w:rPr>
-                      <w:rFonts w:ascii="Times New Roman" w:hAnsi="Times New Roman"/>
-                      <w:sz w:val="16"/>
-                      <w:szCs w:val="16"/>
-                    </w:rPr>
-                    <w:t>183.467</w:t>
-                  </w:r>
-                </w:p>
-              </w:tc>
-              <w:tc>
-                <w:tcPr>
-                  <w:tcW w:w="848" w:type="dxa"/>
-                </w:tcPr>
-                <w:p>
-                  <w:pPr>
-                    <w:spacing w:line="180" w:lineRule="exact"/>
-                    <w:jc w:val="center"/>
-                    <w:rPr>
-                      <w:rFonts w:ascii="Times New Roman" w:eastAsia="DFPOP-SB" w:hAnsi="Times New Roman"/>
-                      <w:bCs/>
-                      <w:sz w:val="16"/>
-                      <w:szCs w:val="16"/>
-                    </w:rPr>
-                  </w:pPr>
-                  <w:r>
-                    <w:rPr>
-                      <w:rFonts w:ascii="Times New Roman" w:hAnsi="Times New Roman"/>
-                      <w:sz w:val="16"/>
-                      <w:szCs w:val="16"/>
-                    </w:rPr>
-                    <w:t>01:19.4</w:t>
-                  </w:r>
-                </w:p>
-              </w:tc>
-            </w:tr>
-            <w:tr>
-              <w:tc>
-                <w:tcPr>
-                  <w:tcW w:w="1224" w:type="dxa"/>
-                </w:tcPr>
-                <w:p>
-                  <w:pPr>
-                    <w:spacing w:line="180" w:lineRule="exact"/>
-                    <w:jc w:val="center"/>
-                    <w:rPr>
-                      <w:rFonts w:ascii="Times New Roman" w:eastAsia="DFPOP-SB" w:hAnsi="Times New Roman"/>
-                      <w:b/>
-                      <w:bCs/>
-                      <w:sz w:val="16"/>
-                      <w:szCs w:val="16"/>
-                    </w:rPr>
-                  </w:pPr>
-                  <w:proofErr w:type="gramStart"/>
-                  <w:r>
-                    <w:rPr>
-                      <w:rFonts w:ascii="Times New Roman" w:hAnsi="Times New Roman"/>
-                      <w:b/>
-                      <w:bCs/>
-                      <w:sz w:val="16"/>
-                      <w:szCs w:val="16"/>
-                    </w:rPr>
-                    <w:t>route.detailed</w:t>
-                  </w:r>
-                  <w:proofErr w:type="gramEnd"/>
-                  <w:r>
-                    <w:rPr>
-                      <w:rFonts w:ascii="Times New Roman" w:hAnsi="Times New Roman"/>
-                      <w:b/>
-                      <w:bCs/>
-                      <w:sz w:val="16"/>
-                      <w:szCs w:val="16"/>
-                    </w:rPr>
-                    <w:t>0</w:t>
-                  </w:r>
-                </w:p>
-              </w:tc>
-              <w:tc>
-                <w:tcPr>
-                  <w:tcW w:w="727" w:type="dxa"/>
-                </w:tcPr>
-                <w:p>
-                  <w:pPr>
-                    <w:spacing w:line="180" w:lineRule="exact"/>
-                    <w:jc w:val="center"/>
-                    <w:rPr>
-                      <w:rFonts w:ascii="Times New Roman" w:eastAsia="DFPOP-SB" w:hAnsi="Times New Roman"/>
-                      <w:bCs/>
-                      <w:sz w:val="16"/>
-                      <w:szCs w:val="16"/>
-                    </w:rPr>
-                  </w:pPr>
-                  <w:r>
-                    <w:rPr>
-                      <w:rFonts w:ascii="Times New Roman" w:hAnsi="Times New Roman"/>
-                      <w:sz w:val="16"/>
-                      <w:szCs w:val="16"/>
-                    </w:rPr>
-                    <w:t>385.37</w:t>
-                  </w:r>
-                </w:p>
-              </w:tc>
-              <w:tc>
-                <w:tcPr>
-                  <w:tcW w:w="898" w:type="dxa"/>
-                </w:tcPr>
-                <w:p>
-                  <w:pPr>
-                    <w:spacing w:line="180" w:lineRule="exact"/>
-                    <w:jc w:val="center"/>
-                    <w:rPr>
-                      <w:rFonts w:ascii="Times New Roman" w:eastAsia="DFPOP-SB" w:hAnsi="Times New Roman"/>
-                      <w:bCs/>
-                      <w:sz w:val="16"/>
-                      <w:szCs w:val="16"/>
-                    </w:rPr>
-                  </w:pPr>
-                  <w:r>
-                    <w:rPr>
-                      <w:rFonts w:ascii="Times New Roman" w:hAnsi="Times New Roman"/>
-                      <w:sz w:val="16"/>
-                      <w:szCs w:val="16"/>
-                    </w:rPr>
-                    <w:t>25.581</w:t>
-                  </w:r>
-                </w:p>
-              </w:tc>
-              <w:tc>
-                <w:tcPr>
-                  <w:tcW w:w="636" w:type="dxa"/>
-                </w:tcPr>
-                <w:p>
-                  <w:pPr>
-                    <w:spacing w:line="180" w:lineRule="exact"/>
-                    <w:jc w:val="center"/>
-                    <w:rPr>
-                      <w:rFonts w:ascii="Times New Roman" w:eastAsia="DFPOP-SB" w:hAnsi="Times New Roman"/>
-                      <w:bCs/>
-                      <w:sz w:val="16"/>
-                      <w:szCs w:val="16"/>
-                    </w:rPr>
-                  </w:pPr>
-                  <w:r>
-                    <w:rPr>
-                      <w:rFonts w:ascii="Times New Roman" w:hAnsi="Times New Roman"/>
-                      <w:sz w:val="16"/>
-                      <w:szCs w:val="16"/>
-                    </w:rPr>
-                    <w:t>0.055</w:t>
-                  </w:r>
-                </w:p>
-              </w:tc>
-              <w:tc>
-                <w:tcPr>
-                  <w:tcW w:w="570" w:type="dxa"/>
-                </w:tcPr>
-                <w:p>
-                  <w:pPr>
-                    <w:spacing w:line="180" w:lineRule="exact"/>
-                    <w:jc w:val="center"/>
-                    <w:rPr>
-                      <w:rFonts w:ascii="Times New Roman" w:eastAsia="DFPOP-SB" w:hAnsi="Times New Roman"/>
-                      <w:bCs/>
-                      <w:sz w:val="16"/>
-                      <w:szCs w:val="16"/>
-                    </w:rPr>
-                  </w:pPr>
-                  <w:r>
-                    <w:rPr>
-                      <w:rFonts w:ascii="Times New Roman" w:hAnsi="Times New Roman"/>
-                      <w:sz w:val="16"/>
-                      <w:szCs w:val="16"/>
-                    </w:rPr>
-                    <w:t>4.946</w:t>
-                  </w:r>
-                </w:p>
-              </w:tc>
-              <w:tc>
-                <w:tcPr>
-                  <w:tcW w:w="731" w:type="dxa"/>
-                  <w:gridSpan w:val="2"/>
-                </w:tcPr>
-                <w:p>
-                  <w:pPr>
-                    <w:spacing w:line="180" w:lineRule="exact"/>
-                    <w:jc w:val="center"/>
-                    <w:rPr>
-                      <w:rFonts w:ascii="Times New Roman" w:eastAsia="DFPOP-SB" w:hAnsi="Times New Roman"/>
-                      <w:bCs/>
-                      <w:sz w:val="16"/>
-                      <w:szCs w:val="16"/>
-                    </w:rPr>
-                  </w:pPr>
-                  <w:r>
-                    <w:rPr>
-                      <w:rFonts w:ascii="Times New Roman" w:hAnsi="Times New Roman"/>
-                      <w:sz w:val="16"/>
-                      <w:szCs w:val="16"/>
-                    </w:rPr>
-                    <w:t>197.88</w:t>
-                  </w:r>
-                </w:p>
-              </w:tc>
-              <w:tc>
-                <w:tcPr>
-                  <w:tcW w:w="848" w:type="dxa"/>
-                </w:tcPr>
-                <w:p>
-                  <w:pPr>
-                    <w:spacing w:line="180" w:lineRule="exact"/>
-                    <w:jc w:val="center"/>
-                    <w:rPr>
-                      <w:rFonts w:ascii="Times New Roman" w:eastAsia="DFPOP-SB" w:hAnsi="Times New Roman"/>
-                      <w:bCs/>
-                      <w:sz w:val="16"/>
-                      <w:szCs w:val="16"/>
-                    </w:rPr>
-                  </w:pPr>
-                  <w:r>
-                    <w:rPr>
-                      <w:rFonts w:ascii="Times New Roman" w:hAnsi="Times New Roman"/>
-                      <w:sz w:val="16"/>
-                      <w:szCs w:val="16"/>
-                    </w:rPr>
-                    <w:t>01:41.1</w:t>
-                  </w:r>
-                </w:p>
-              </w:tc>
-            </w:tr>
-            <w:tr>
-              <w:tc>
-                <w:tcPr>
-                  <w:tcW w:w="1224" w:type="dxa"/>
-                </w:tcPr>
-                <w:p>
-                  <w:pPr>
-                    <w:spacing w:line="180" w:lineRule="exact"/>
-                    <w:jc w:val="center"/>
-                    <w:rPr>
-                      <w:rFonts w:ascii="Times New Roman" w:eastAsia="DFPOP-SB" w:hAnsi="Times New Roman"/>
-                      <w:b/>
-                      <w:bCs/>
-                      <w:sz w:val="16"/>
-                      <w:szCs w:val="16"/>
-                    </w:rPr>
-                  </w:pPr>
-                  <w:proofErr w:type="gramStart"/>
-                  <w:r>
-                    <w:rPr>
-                      <w:rFonts w:ascii="Times New Roman" w:hAnsi="Times New Roman"/>
-                      <w:b/>
-                      <w:bCs/>
-                      <w:sz w:val="16"/>
-                      <w:szCs w:val="16"/>
-                    </w:rPr>
-                    <w:t>write.views</w:t>
-                  </w:r>
-                  <w:proofErr w:type="gramEnd"/>
-                  <w:r>
-                    <w:rPr>
-                      <w:rFonts w:ascii="Times New Roman" w:hAnsi="Times New Roman"/>
-                      <w:b/>
-                      <w:bCs/>
-                      <w:sz w:val="16"/>
-                      <w:szCs w:val="16"/>
-                    </w:rPr>
-                    <w:t>0</w:t>
+                    <w:t>write.views0</w:t>
                   </w:r>
                 </w:p>
               </w:tc>
@@ -4082,7 +3885,6 @@
                       <w:lang w:eastAsia="en-US"/>
                     </w:rPr>
                   </w:pPr>
-                  <w:proofErr w:type="gramStart"/>
                   <w:r>
                     <w:rPr>
                       <w:rFonts w:ascii="Times New Roman" w:eastAsia="Times New Roman" w:hAnsi="Times New Roman"/>
@@ -4093,20 +3895,7 @@
                       <w:szCs w:val="16"/>
                       <w:lang w:eastAsia="en-US"/>
                     </w:rPr>
-                    <w:t>floorplan.tapcell</w:t>
-                  </w:r>
-                  <w:proofErr w:type="gramEnd"/>
-                  <w:r>
-                    <w:rPr>
-                      <w:rFonts w:ascii="Times New Roman" w:eastAsia="Times New Roman" w:hAnsi="Times New Roman"/>
-                      <w:b/>
-                      <w:bCs/>
-                      <w:color w:val="000000"/>
-                      <w:sz w:val="16"/>
-                      <w:szCs w:val="16"/>
-                      <w:lang w:eastAsia="en-US"/>
-                    </w:rPr>
-                    <w:t>0</w:t>
+                    <w:t>floorplan.tapcell0</w:t>
                   </w:r>
                 </w:p>
               </w:tc>
@@ -4278,7 +4067,7 @@
                       <w:szCs w:val="16"/>
                       <w:lang w:eastAsia="en-US"/>
                     </w:rPr>
-                    <w:t>1</w:t>
+                    <w:t>2</w:t>
                   </w:r>
                 </w:p>
               </w:tc>
@@ -4432,7 +4221,6 @@
                       <w:lang w:eastAsia="en-US"/>
                     </w:rPr>
                   </w:pPr>
-                  <w:proofErr w:type="spellStart"/>
                   <w:r>
                     <w:rPr>
                       <w:rFonts w:ascii="Times New Roman" w:eastAsia="Times New Roman" w:hAnsi="Times New Roman"/>
@@ -4453,7 +4241,6 @@
                     </w:rPr>
                     <w:t>tdcell</w:t>
                   </w:r>
-                  <w:proofErr w:type="spellEnd"/>
                   <w:r>
                     <w:rPr>
                       <w:rFonts w:ascii="Times New Roman" w:eastAsia="Times New Roman" w:hAnsi="Times New Roman"/>
